--- a/Ігнатюк Андрій | Лабораторна робота №6.docx
+++ b/Ігнатюк Андрій | Лабораторна робота №6.docx
@@ -3625,6 +3625,698 @@
           <w:highlight w:val="none"/>
         </w:rPr>
       </w:pPr>
+      <w:r>
+        <w:rPr>
+          <w:rFonts w:ascii="Times New Roman" w:hAnsi="Times New Roman" w:cs="Times New Roman"/>
+          <w:sz w:val="28"/>
+          <w:szCs w:val="28"/>
+          <w:highlight w:val="none"/>
+        </w:rPr>
+      </w:r>
+      <w:r>
+        <w:rPr>
+          <w:rFonts w:ascii="Times New Roman" w:hAnsi="Times New Roman" w:cs="Times New Roman"/>
+          <w:sz w:val="28"/>
+          <w:szCs w:val="28"/>
+          <w:highlight w:val="none"/>
+        </w:rPr>
+      </w:r>
+      <w:r>
+        <w:rPr>
+          <w:rFonts w:ascii="Times New Roman" w:hAnsi="Times New Roman" w:cs="Times New Roman"/>
+          <w:sz w:val="28"/>
+          <w:szCs w:val="28"/>
+          <w:highlight w:val="none"/>
+        </w:rPr>
+      </w:r>
+    </w:p>
+    <w:p>
+      <w:pPr>
+        <w:pBdr/>
+        <w:shd w:val="nil" w:color="000000"/>
+        <w:spacing/>
+        <w:ind/>
+        <w:rPr>
+          <w:rFonts w:ascii="Times New Roman" w:hAnsi="Times New Roman" w:cs="Times New Roman"/>
+          <w:sz w:val="28"/>
+          <w:szCs w:val="28"/>
+          <w:highlight w:val="none"/>
+        </w:rPr>
+      </w:pPr>
+      <w:r>
+        <w:rPr>
+          <w:rFonts w:ascii="Times New Roman" w:hAnsi="Times New Roman" w:cs="Times New Roman"/>
+          <w:sz w:val="28"/>
+          <w:szCs w:val="28"/>
+          <w:highlight w:val="none"/>
+        </w:rPr>
+      </w:r>
+      <w:r>
+        <w:rPr>
+          <w:rFonts w:ascii="Times New Roman" w:hAnsi="Times New Roman" w:cs="Times New Roman"/>
+          <w:sz w:val="28"/>
+          <w:szCs w:val="28"/>
+          <w:highlight w:val="none"/>
+        </w:rPr>
+        <w:t xml:space="preserve">3.4. Завдання 4: Healthcheck у fly.toml</w:t>
+      </w:r>
+      <w:r>
+        <w:rPr>
+          <w:rFonts w:ascii="Times New Roman" w:hAnsi="Times New Roman" w:cs="Times New Roman"/>
+          <w:sz w:val="28"/>
+          <w:szCs w:val="28"/>
+          <w:highlight w:val="none"/>
+        </w:rPr>
+      </w:r>
+      <w:r>
+        <w:rPr>
+          <w:rFonts w:ascii="Times New Roman" w:hAnsi="Times New Roman" w:cs="Times New Roman"/>
+          <w:sz w:val="28"/>
+          <w:szCs w:val="28"/>
+          <w:highlight w:val="none"/>
+        </w:rPr>
+      </w:r>
+    </w:p>
+    <w:p>
+      <w:pPr>
+        <w:pBdr/>
+        <w:shd w:val="nil" w:color="000000"/>
+        <w:spacing/>
+        <w:ind/>
+        <w:rPr/>
+      </w:pPr>
+      <w:r>
+        <w:rPr>
+          <w:rFonts w:ascii="Times New Roman" w:hAnsi="Times New Roman" w:cs="Times New Roman"/>
+          <w:sz w:val="28"/>
+          <w:szCs w:val="28"/>
+          <w:highlight w:val="none"/>
+        </w:rPr>
+        <w:t xml:space="preserve">app = 'nodejs-sparkling-sound-3961'</w:t>
+      </w:r>
+      <w:r/>
+    </w:p>
+    <w:p>
+      <w:pPr>
+        <w:pBdr/>
+        <w:shd w:val="nil" w:color="000000"/>
+        <w:spacing/>
+        <w:ind/>
+        <w:rPr/>
+      </w:pPr>
+      <w:r>
+        <w:rPr>
+          <w:rFonts w:ascii="Times New Roman" w:hAnsi="Times New Roman" w:cs="Times New Roman"/>
+          <w:sz w:val="28"/>
+          <w:szCs w:val="28"/>
+          <w:highlight w:val="none"/>
+        </w:rPr>
+        <w:t xml:space="preserve">primary_region = 'arn'</w:t>
+      </w:r>
+      <w:r/>
+    </w:p>
+    <w:p>
+      <w:pPr>
+        <w:pBdr/>
+        <w:shd w:val="nil" w:color="000000"/>
+        <w:spacing/>
+        <w:ind/>
+        <w:rPr/>
+      </w:pPr>
+      <w:r>
+        <w:rPr>
+          <w:rFonts w:ascii="Times New Roman" w:hAnsi="Times New Roman" w:cs="Times New Roman"/>
+          <w:sz w:val="28"/>
+          <w:szCs w:val="28"/>
+          <w:highlight w:val="none"/>
+        </w:rPr>
+      </w:r>
+      <w:r/>
+    </w:p>
+    <w:p>
+      <w:pPr>
+        <w:pBdr/>
+        <w:shd w:val="nil" w:color="000000"/>
+        <w:spacing/>
+        <w:ind/>
+        <w:rPr/>
+      </w:pPr>
+      <w:r>
+        <w:rPr>
+          <w:rFonts w:ascii="Times New Roman" w:hAnsi="Times New Roman" w:cs="Times New Roman"/>
+          <w:sz w:val="28"/>
+          <w:szCs w:val="28"/>
+          <w:highlight w:val="none"/>
+        </w:rPr>
+        <w:t xml:space="preserve">[build]</w:t>
+      </w:r>
+      <w:r/>
+    </w:p>
+    <w:p>
+      <w:pPr>
+        <w:pBdr/>
+        <w:shd w:val="nil" w:color="000000"/>
+        <w:spacing/>
+        <w:ind/>
+        <w:rPr/>
+      </w:pPr>
+      <w:r>
+        <w:rPr>
+          <w:rFonts w:ascii="Times New Roman" w:hAnsi="Times New Roman" w:cs="Times New Roman"/>
+          <w:sz w:val="28"/>
+          <w:szCs w:val="28"/>
+          <w:highlight w:val="none"/>
+        </w:rPr>
+      </w:r>
+      <w:r/>
+    </w:p>
+    <w:p>
+      <w:pPr>
+        <w:pBdr/>
+        <w:shd w:val="nil" w:color="000000"/>
+        <w:spacing/>
+        <w:ind/>
+        <w:rPr/>
+      </w:pPr>
+      <w:r>
+        <w:rPr>
+          <w:rFonts w:ascii="Times New Roman" w:hAnsi="Times New Roman" w:cs="Times New Roman"/>
+          <w:sz w:val="28"/>
+          <w:szCs w:val="28"/>
+          <w:highlight w:val="none"/>
+        </w:rPr>
+        <w:t xml:space="preserve">[http_service]</w:t>
+      </w:r>
+      <w:r/>
+    </w:p>
+    <w:p>
+      <w:pPr>
+        <w:pBdr/>
+        <w:shd w:val="nil" w:color="000000"/>
+        <w:spacing/>
+        <w:ind/>
+        <w:rPr/>
+      </w:pPr>
+      <w:r>
+        <w:rPr>
+          <w:rFonts w:ascii="Times New Roman" w:hAnsi="Times New Roman" w:cs="Times New Roman"/>
+          <w:sz w:val="28"/>
+          <w:szCs w:val="28"/>
+          <w:highlight w:val="none"/>
+        </w:rPr>
+        <w:t xml:space="preserve">  internal_port = 3000</w:t>
+      </w:r>
+      <w:r/>
+    </w:p>
+    <w:p>
+      <w:pPr>
+        <w:pBdr/>
+        <w:shd w:val="nil" w:color="000000"/>
+        <w:spacing/>
+        <w:ind/>
+        <w:rPr/>
+      </w:pPr>
+      <w:r>
+        <w:rPr>
+          <w:rFonts w:ascii="Times New Roman" w:hAnsi="Times New Roman" w:cs="Times New Roman"/>
+          <w:sz w:val="28"/>
+          <w:szCs w:val="28"/>
+          <w:highlight w:val="none"/>
+        </w:rPr>
+        <w:t xml:space="preserve">  force_https = true</w:t>
+      </w:r>
+      <w:r/>
+    </w:p>
+    <w:p>
+      <w:pPr>
+        <w:pBdr/>
+        <w:shd w:val="nil" w:color="000000"/>
+        <w:spacing/>
+        <w:ind/>
+        <w:rPr/>
+      </w:pPr>
+      <w:r>
+        <w:rPr>
+          <w:rFonts w:ascii="Times New Roman" w:hAnsi="Times New Roman" w:cs="Times New Roman"/>
+          <w:sz w:val="28"/>
+          <w:szCs w:val="28"/>
+          <w:highlight w:val="none"/>
+        </w:rPr>
+        <w:t xml:space="preserve">  auto_stop_machines = 'stop'</w:t>
+      </w:r>
+      <w:r/>
+    </w:p>
+    <w:p>
+      <w:pPr>
+        <w:pBdr/>
+        <w:shd w:val="nil" w:color="000000"/>
+        <w:spacing/>
+        <w:ind/>
+        <w:rPr/>
+      </w:pPr>
+      <w:r>
+        <w:rPr>
+          <w:rFonts w:ascii="Times New Roman" w:hAnsi="Times New Roman" w:cs="Times New Roman"/>
+          <w:sz w:val="28"/>
+          <w:szCs w:val="28"/>
+          <w:highlight w:val="none"/>
+        </w:rPr>
+        <w:t xml:space="preserve">  auto_start_machines = true</w:t>
+      </w:r>
+      <w:r/>
+    </w:p>
+    <w:p>
+      <w:pPr>
+        <w:pBdr/>
+        <w:shd w:val="nil" w:color="000000"/>
+        <w:spacing/>
+        <w:ind/>
+        <w:rPr/>
+      </w:pPr>
+      <w:r>
+        <w:rPr>
+          <w:rFonts w:ascii="Times New Roman" w:hAnsi="Times New Roman" w:cs="Times New Roman"/>
+          <w:sz w:val="28"/>
+          <w:szCs w:val="28"/>
+          <w:highlight w:val="none"/>
+        </w:rPr>
+        <w:t xml:space="preserve">  min_machines_running = 0</w:t>
+      </w:r>
+      <w:r/>
+    </w:p>
+    <w:p>
+      <w:pPr>
+        <w:pBdr/>
+        <w:shd w:val="nil" w:color="000000"/>
+        <w:spacing/>
+        <w:ind/>
+        <w:rPr/>
+      </w:pPr>
+      <w:r>
+        <w:rPr>
+          <w:rFonts w:ascii="Times New Roman" w:hAnsi="Times New Roman" w:cs="Times New Roman"/>
+          <w:sz w:val="28"/>
+          <w:szCs w:val="28"/>
+          <w:highlight w:val="none"/>
+        </w:rPr>
+        <w:t xml:space="preserve">  processes = ['app']</w:t>
+      </w:r>
+      <w:r/>
+    </w:p>
+    <w:p>
+      <w:pPr>
+        <w:pBdr/>
+        <w:shd w:val="nil" w:color="000000"/>
+        <w:spacing/>
+        <w:ind/>
+        <w:rPr/>
+      </w:pPr>
+      <w:r>
+        <w:rPr>
+          <w:rFonts w:ascii="Times New Roman" w:hAnsi="Times New Roman" w:cs="Times New Roman"/>
+          <w:sz w:val="28"/>
+          <w:szCs w:val="28"/>
+          <w:highlight w:val="none"/>
+        </w:rPr>
+      </w:r>
+      <w:r/>
+    </w:p>
+    <w:p>
+      <w:pPr>
+        <w:pBdr/>
+        <w:shd w:val="nil" w:color="000000"/>
+        <w:spacing/>
+        <w:ind/>
+        <w:rPr/>
+      </w:pPr>
+      <w:r>
+        <w:rPr>
+          <w:rFonts w:ascii="Times New Roman" w:hAnsi="Times New Roman" w:cs="Times New Roman"/>
+          <w:sz w:val="28"/>
+          <w:szCs w:val="28"/>
+          <w:highlight w:val="none"/>
+        </w:rPr>
+        <w:t xml:space="preserve">  [[http_service.checks]]</w:t>
+      </w:r>
+      <w:r/>
+    </w:p>
+    <w:p>
+      <w:pPr>
+        <w:pBdr/>
+        <w:shd w:val="nil" w:color="000000"/>
+        <w:spacing/>
+        <w:ind/>
+        <w:rPr/>
+      </w:pPr>
+      <w:r>
+        <w:rPr>
+          <w:rFonts w:ascii="Times New Roman" w:hAnsi="Times New Roman" w:cs="Times New Roman"/>
+          <w:sz w:val="28"/>
+          <w:szCs w:val="28"/>
+          <w:highlight w:val="none"/>
+        </w:rPr>
+        <w:t xml:space="preserve">    grace_period = '30s'</w:t>
+      </w:r>
+      <w:r/>
+    </w:p>
+    <w:p>
+      <w:pPr>
+        <w:pBdr/>
+        <w:shd w:val="nil" w:color="000000"/>
+        <w:spacing/>
+        <w:ind/>
+        <w:rPr/>
+      </w:pPr>
+      <w:r>
+        <w:rPr>
+          <w:rFonts w:ascii="Times New Roman" w:hAnsi="Times New Roman" w:cs="Times New Roman"/>
+          <w:sz w:val="28"/>
+          <w:szCs w:val="28"/>
+          <w:highlight w:val="none"/>
+        </w:rPr>
+        <w:t xml:space="preserve">    interval = '15s'</w:t>
+      </w:r>
+      <w:r/>
+    </w:p>
+    <w:p>
+      <w:pPr>
+        <w:pBdr/>
+        <w:shd w:val="nil" w:color="000000"/>
+        <w:spacing/>
+        <w:ind/>
+        <w:rPr/>
+      </w:pPr>
+      <w:r>
+        <w:rPr>
+          <w:rFonts w:ascii="Times New Roman" w:hAnsi="Times New Roman" w:cs="Times New Roman"/>
+          <w:sz w:val="28"/>
+          <w:szCs w:val="28"/>
+          <w:highlight w:val="none"/>
+        </w:rPr>
+        <w:t xml:space="preserve">    method = 'GET'</w:t>
+      </w:r>
+      <w:r/>
+    </w:p>
+    <w:p>
+      <w:pPr>
+        <w:pBdr/>
+        <w:shd w:val="nil" w:color="000000"/>
+        <w:spacing/>
+        <w:ind/>
+        <w:rPr/>
+      </w:pPr>
+      <w:r>
+        <w:rPr>
+          <w:rFonts w:ascii="Times New Roman" w:hAnsi="Times New Roman" w:cs="Times New Roman"/>
+          <w:sz w:val="28"/>
+          <w:szCs w:val="28"/>
+          <w:highlight w:val="none"/>
+        </w:rPr>
+        <w:t xml:space="preserve">    path = '/health'</w:t>
+      </w:r>
+      <w:r/>
+    </w:p>
+    <w:p>
+      <w:pPr>
+        <w:pBdr/>
+        <w:shd w:val="nil" w:color="000000"/>
+        <w:spacing/>
+        <w:ind/>
+        <w:rPr/>
+      </w:pPr>
+      <w:r>
+        <w:rPr>
+          <w:rFonts w:ascii="Times New Roman" w:hAnsi="Times New Roman" w:cs="Times New Roman"/>
+          <w:sz w:val="28"/>
+          <w:szCs w:val="28"/>
+          <w:highlight w:val="none"/>
+        </w:rPr>
+        <w:t xml:space="preserve">    timeout = '5s'</w:t>
+      </w:r>
+      <w:r/>
+    </w:p>
+    <w:p>
+      <w:pPr>
+        <w:pBdr/>
+        <w:shd w:val="nil" w:color="000000"/>
+        <w:spacing/>
+        <w:ind/>
+        <w:rPr/>
+      </w:pPr>
+      <w:r>
+        <w:rPr>
+          <w:rFonts w:ascii="Times New Roman" w:hAnsi="Times New Roman" w:cs="Times New Roman"/>
+          <w:sz w:val="28"/>
+          <w:szCs w:val="28"/>
+          <w:highlight w:val="none"/>
+        </w:rPr>
+      </w:r>
+      <w:r/>
+    </w:p>
+    <w:p>
+      <w:pPr>
+        <w:pBdr/>
+        <w:shd w:val="nil" w:color="000000"/>
+        <w:spacing/>
+        <w:ind/>
+        <w:rPr/>
+      </w:pPr>
+      <w:r>
+        <w:rPr>
+          <w:rFonts w:ascii="Times New Roman" w:hAnsi="Times New Roman" w:cs="Times New Roman"/>
+          <w:sz w:val="28"/>
+          <w:szCs w:val="28"/>
+          <w:highlight w:val="none"/>
+        </w:rPr>
+        <w:t xml:space="preserve">[[vm]]</w:t>
+      </w:r>
+      <w:r/>
+    </w:p>
+    <w:p>
+      <w:pPr>
+        <w:pBdr/>
+        <w:shd w:val="nil" w:color="000000"/>
+        <w:spacing/>
+        <w:ind/>
+        <w:rPr/>
+      </w:pPr>
+      <w:r>
+        <w:rPr>
+          <w:rFonts w:ascii="Times New Roman" w:hAnsi="Times New Roman" w:cs="Times New Roman"/>
+          <w:sz w:val="28"/>
+          <w:szCs w:val="28"/>
+          <w:highlight w:val="none"/>
+        </w:rPr>
+        <w:t xml:space="preserve">  memory = '1gb'</w:t>
+      </w:r>
+      <w:r/>
+    </w:p>
+    <w:p>
+      <w:pPr>
+        <w:pBdr/>
+        <w:shd w:val="nil" w:color="000000"/>
+        <w:spacing/>
+        <w:ind/>
+        <w:rPr/>
+      </w:pPr>
+      <w:r>
+        <w:rPr>
+          <w:rFonts w:ascii="Times New Roman" w:hAnsi="Times New Roman" w:cs="Times New Roman"/>
+          <w:sz w:val="28"/>
+          <w:szCs w:val="28"/>
+          <w:highlight w:val="none"/>
+        </w:rPr>
+        <w:t xml:space="preserve">  cpu_kind = 'shared'</w:t>
+      </w:r>
+      <w:r/>
+    </w:p>
+    <w:p>
+      <w:pPr>
+        <w:pBdr/>
+        <w:shd w:val="nil" w:color="000000"/>
+        <w:spacing/>
+        <w:ind/>
+        <w:rPr/>
+      </w:pPr>
+      <w:r>
+        <w:rPr>
+          <w:rFonts w:ascii="Times New Roman" w:hAnsi="Times New Roman" w:cs="Times New Roman"/>
+          <w:sz w:val="28"/>
+          <w:szCs w:val="28"/>
+          <w:highlight w:val="none"/>
+        </w:rPr>
+        <w:t xml:space="preserve">  cpus = 1</w:t>
+      </w:r>
+      <w:r/>
+    </w:p>
+    <w:p>
+      <w:pPr>
+        <w:pBdr/>
+        <w:shd w:val="nil" w:color="000000"/>
+        <w:spacing/>
+        <w:ind/>
+        <w:rPr>
+          <w:rFonts w:ascii="Times New Roman" w:hAnsi="Times New Roman" w:cs="Times New Roman"/>
+          <w:sz w:val="28"/>
+          <w:szCs w:val="28"/>
+          <w:highlight w:val="none"/>
+        </w:rPr>
+      </w:pPr>
+      <w:r>
+        <w:rPr>
+          <w:rFonts w:ascii="Times New Roman" w:hAnsi="Times New Roman" w:cs="Times New Roman"/>
+          <w:sz w:val="28"/>
+          <w:szCs w:val="28"/>
+          <w:highlight w:val="none"/>
+        </w:rPr>
+        <w:t xml:space="preserve">  memory_mb = 1024</w:t>
+      </w:r>
+      <w:r/>
+      <w:r>
+        <w:rPr>
+          <w:rFonts w:ascii="Times New Roman" w:hAnsi="Times New Roman" w:cs="Times New Roman"/>
+          <w:sz w:val="28"/>
+          <w:szCs w:val="28"/>
+          <w:highlight w:val="none"/>
+        </w:rPr>
+      </w:r>
+      <w:r>
+        <w:rPr>
+          <w:rFonts w:ascii="Times New Roman" w:hAnsi="Times New Roman" w:cs="Times New Roman"/>
+          <w:sz w:val="28"/>
+          <w:szCs w:val="28"/>
+          <w:highlight w:val="none"/>
+        </w:rPr>
+      </w:r>
+    </w:p>
+    <w:p>
+      <w:pPr>
+        <w:pBdr/>
+        <w:shd w:val="nil" w:color="000000"/>
+        <w:spacing/>
+        <w:ind/>
+        <w:rPr>
+          <w:rFonts w:ascii="Times New Roman" w:hAnsi="Times New Roman" w:cs="Times New Roman"/>
+          <w:sz w:val="28"/>
+          <w:szCs w:val="28"/>
+          <w:highlight w:val="none"/>
+        </w:rPr>
+      </w:pPr>
+      <w:r>
+        <w:rPr>
+          <w:rFonts w:ascii="Times New Roman" w:hAnsi="Times New Roman" w:cs="Times New Roman"/>
+          <w:sz w:val="28"/>
+          <w:szCs w:val="28"/>
+          <w:highlight w:val="none"/>
+        </w:rPr>
+      </w:r>
+      <w:r>
+        <w:rPr>
+          <w:rFonts w:ascii="Times New Roman" w:hAnsi="Times New Roman" w:cs="Times New Roman"/>
+          <w:sz w:val="28"/>
+          <w:szCs w:val="28"/>
+          <w:highlight w:val="none"/>
+        </w:rPr>
+      </w:r>
+      <w:r>
+        <w:rPr>
+          <w:rFonts w:ascii="Times New Roman" w:hAnsi="Times New Roman" w:cs="Times New Roman"/>
+          <w:sz w:val="28"/>
+          <w:szCs w:val="28"/>
+          <w:highlight w:val="none"/>
+        </w:rPr>
+      </w:r>
+    </w:p>
+    <w:p>
+      <w:pPr>
+        <w:pBdr/>
+        <w:shd w:val="nil" w:color="000000"/>
+        <w:spacing/>
+        <w:ind/>
+        <w:rPr>
+          <w:rFonts w:ascii="Times New Roman" w:hAnsi="Times New Roman" w:cs="Times New Roman"/>
+          <w:sz w:val="28"/>
+          <w:szCs w:val="28"/>
+          <w:highlight w:val="none"/>
+        </w:rPr>
+      </w:pPr>
+      <w:r>
+        <w:rPr>
+          <w:rFonts w:ascii="Times New Roman" w:hAnsi="Times New Roman" w:cs="Times New Roman"/>
+          <w:sz w:val="28"/>
+          <w:szCs w:val="28"/>
+          <w:highlight w:val="none"/>
+        </w:rPr>
+      </w:r>
+      <w:r>
+        <mc:AlternateContent>
+          <mc:Choice Requires="wpg">
+            <w:drawing>
+              <wp:inline xmlns:wp="http://schemas.openxmlformats.org/drawingml/2006/wordprocessingDrawing" distT="0" distB="0" distL="0" distR="0">
+                <wp:extent cx="6120765" cy="1662018"/>
+                <wp:effectExtent l="0" t="0" r="0" b="0"/>
+                <wp:docPr id="8" name=""/>
+                <wp:cNvGraphicFramePr>
+                  <a:graphicFrameLocks xmlns:a="http://schemas.openxmlformats.org/drawingml/2006/main" noChangeAspect="1"/>
+                </wp:cNvGraphicFramePr>
+                <a:graphic xmlns:a="http://schemas.openxmlformats.org/drawingml/2006/main">
+                  <a:graphicData uri="http://schemas.openxmlformats.org/drawingml/2006/picture">
+                    <pic:pic xmlns:pic="http://schemas.openxmlformats.org/drawingml/2006/picture">
+                      <pic:nvPicPr>
+                        <pic:cNvPr id="1005502804" name=""/>
+                        <pic:cNvPicPr>
+                          <a:picLocks noChangeAspect="1"/>
+                        </pic:cNvPicPr>
+                        <pic:nvPr/>
+                      </pic:nvPicPr>
+                      <pic:blipFill rotWithShape="1">
+                        <a:blip r:embed="rId18"/>
+                        <a:stretch/>
+                      </pic:blipFill>
+                      <pic:spPr bwMode="auto">
+                        <a:xfrm>
+                          <a:off x="0" y="0"/>
+                          <a:ext cx="6120765" cy="1662017"/>
+                        </a:xfrm>
+                        <a:prstGeom prst="rect">
+                          <a:avLst/>
+                        </a:prstGeom>
+                      </pic:spPr>
+                    </pic:pic>
+                  </a:graphicData>
+                </a:graphic>
+              </wp:inline>
+            </w:drawing>
+          </mc:Choice>
+          <mc:Fallback>
+            <w:pict>
+              <v:shapetype id="_x0000_t75" coordsize="21600,21600" o:spt="75" o:preferrelative="t" path="m@4@5l@4@11@9@11@9@5xe" filled="f" stroked="f">
+                <v:stroke joinstyle="miter"/>
+                <v:formulas>
+                  <v:f eqn="if lineDrawn pixelLineWidth 0"/>
+                  <v:f eqn="sum @0 1 0"/>
+                  <v:f eqn="sum 0 0 @1"/>
+                  <v:f eqn="prod @2 1 2"/>
+                  <v:f eqn="prod @3 21600 pixelWidth"/>
+                  <v:f eqn="prod @3 21600 pixelHeight"/>
+                  <v:f eqn="sum @0 0 1"/>
+                  <v:f eqn="prod @6 1 2"/>
+                  <v:f eqn="prod @7 21600 pixelWidth"/>
+                  <v:f eqn="sum @8 21600 0"/>
+                  <v:f eqn="prod @7 21600 pixelHeight"/>
+                  <v:f eqn="sum @10 21600 0"/>
+                </v:formulas>
+                <v:path o:extrusionok="f" gradientshapeok="t" o:connecttype="rect"/>
+                <o:lock v:ext="edit" aspectratio="t"/>
+              </v:shapetype>
+              <v:shape id="_x0000_i79" o:spid="_x0000_s79" type="#_x0000_t75" style="width:481.95pt;height:130.87pt;mso-wrap-distance-left:0.00pt;mso-wrap-distance-top:0.00pt;mso-wrap-distance-right:0.00pt;mso-wrap-distance-bottom:0.00pt;z-index:1;" stroked="false">
+                <v:imagedata r:id="rId18" o:title=""/>
+                <o:lock v:ext="edit" rotation="t"/>
+              </v:shape>
+            </w:pict>
+          </mc:Fallback>
+        </mc:AlternateContent>
+      </w:r>
       <w:r>
         <w:rPr>
           <w:rFonts w:ascii="Times New Roman" w:hAnsi="Times New Roman" w:cs="Times New Roman"/>
@@ -8787,6 +9479,7 @@
                                 <w:sz w:val="20"/>
                                 <w:lang w:val="en-US"/>
                               </w:rPr>
+                              <w:t xml:space="preserve">6</w:t>
                             </w:r>
                             <w:r>
                               <w:rPr>
@@ -10087,6 +10780,7 @@
                           <w:sz w:val="20"/>
                           <w:lang w:val="en-US"/>
                         </w:rPr>
+                        <w:t xml:space="preserve">6</w:t>
                       </w:r>
                       <w:r>
                         <w:rPr>
